--- a/backend/data/corpus/DOC-20251005-219.docx
+++ b/backend/data/corpus/DOC-20251005-219.docx
@@ -46,7 +46,7 @@
         <w:rPr>
           <w:sz w:val="21"/>
         </w:rPr>
-        <w:t>A compressed meeting outside the EEG suite, first one this quarter.</w:t>
+        <w:t>Titration habits came up in general terms; no specifics were discussed and none were offered.</w:t>
       </w:r>
     </w:p>
     <w:p>
@@ -61,22 +61,7 @@
         <w:rPr>
           <w:sz w:val="21"/>
         </w:rPr>
-        <w:t>Referral patterns into this clinic have changed, and long-standing patients is a bigger share than it was.</w:t>
-      </w:r>
-    </w:p>
-    <w:p>
-      <w:r>
-        <w:rPr>
-          <w:sz w:val="21"/>
-        </w:rPr>
-      </w:r>
-    </w:p>
-    <w:p>
-      <w:r>
-        <w:rPr>
-          <w:sz w:val="21"/>
-        </w:rPr>
-        <w:t>Titration scheduling is handled by nursing staff, which the practice finds workable.</w:t>
+        <w:t>No product discussion. Safety items asked about and confirmed none.</w:t>
       </w:r>
     </w:p>
     <w:p>
@@ -106,7 +91,7 @@
         <w:rPr>
           <w:sz w:val="21"/>
         </w:rPr>
-        <w:t>Asked whether I would be at the meeting later this year.</w:t>
+        <w:t>Mentioned a review that circulated on the service but did not raise any specific finding.</w:t>
       </w:r>
     </w:p>
     <w:p>
@@ -121,7 +106,7 @@
         <w:rPr>
           <w:sz w:val="21"/>
         </w:rPr>
-        <w:t>Benefit verification is the step that most often delays a start here.</w:t>
+        <w:t>Benefit checks varies by payer, which came up as a general frustration.</w:t>
       </w:r>
     </w:p>
     <w:sectPr>
